--- a/마지막 탑승 안내/기획안_14화.docx
+++ b/마지막 탑승 안내/기획안_14화.docx
@@ -1050,7 +1050,7 @@
                 <w:i w:val="0"/>
                 <w:sz w:val="20"/>
               </w:rPr>
-              <w:t>멕시코시티에서 돌아온 일요일 밤, 닫힌 매장 앞에 이니고가 '도착의 노트' 쪽지를 남긴다. 화요일에 노엘리아가 답장을 쓴다. 마리솔이 눈치챈다.</w:t>
+              <w:t>멕시코시티에서 돌아온 이니고가 월요일 새벽 리스본행 비행 전에 닫힌 매장에서 마리솔에게 '도착의 노트' 쪽지와 오악사카 초콜릿을 맡긴다. 화요일에 노엘리아가 읽고 수요일에 답장 쪽지로 일요일 약속을 잡는다. 마리솔이 눈치챈다.</w:t>
             </w:r>
           </w:p>
         </w:tc>
